--- a/AI-Assisted Artifact Identification & Sorting System.docx
+++ b/AI-Assisted Artifact Identification & Sorting System.docx
@@ -126,8 +126,13 @@
         <w:rPr>
           <w:noProof/>
         </w:rPr>
+      </w:r>
+      <w:r>
+        <w:rPr>
+          <w:noProof/>
+        </w:rPr>
         <w:pict w14:anchorId="287BEE87">
-          <v:rect id="_x0000_i1035" alt="" style="width:468pt;height:.05pt;mso-width-percent:0;mso-height-percent:0;mso-width-percent:0;mso-height-percent:0" o:hralign="center" o:hrstd="t" o:hr="t" fillcolor="#a0a0a0" stroked="f"/>
+          <v:rect id="_x0000_i1025" alt="" style="width:468pt;height:.05pt;mso-width-percent:0;mso-height-percent:0;mso-width-percent:0;mso-height-percent:0" o:hralign="center" o:hrstd="t" o:hr="t" fillcolor="#a0a0a0" stroked="f"/>
         </w:pict>
       </w:r>
     </w:p>
@@ -263,8 +268,13 @@
         <w:rPr>
           <w:noProof/>
         </w:rPr>
+      </w:r>
+      <w:r>
+        <w:rPr>
+          <w:noProof/>
+        </w:rPr>
         <w:pict w14:anchorId="68D98BA6">
-          <v:rect id="_x0000_i1034" alt="" style="width:468pt;height:.05pt;mso-width-percent:0;mso-height-percent:0;mso-width-percent:0;mso-height-percent:0" o:hralign="center" o:hrstd="t" o:hr="t" fillcolor="#a0a0a0" stroked="f"/>
+          <v:rect id="_x0000_i1026" alt="" style="width:468pt;height:.05pt;mso-width-percent:0;mso-height-percent:0;mso-width-percent:0;mso-height-percent:0" o:hralign="center" o:hrstd="t" o:hr="t" fillcolor="#a0a0a0" stroked="f"/>
         </w:pict>
       </w:r>
     </w:p>
@@ -403,8 +413,13 @@
         <w:rPr>
           <w:noProof/>
         </w:rPr>
+      </w:r>
+      <w:r>
+        <w:rPr>
+          <w:noProof/>
+        </w:rPr>
         <w:pict w14:anchorId="7A6AB786">
-          <v:rect id="_x0000_i1033" alt="" style="width:468pt;height:.05pt;mso-width-percent:0;mso-height-percent:0;mso-width-percent:0;mso-height-percent:0" o:hralign="center" o:hrstd="t" o:hr="t" fillcolor="#a0a0a0" stroked="f"/>
+          <v:rect id="_x0000_i1027" alt="" style="width:468pt;height:.05pt;mso-width-percent:0;mso-height-percent:0;mso-width-percent:0;mso-height-percent:0" o:hralign="center" o:hrstd="t" o:hr="t" fillcolor="#a0a0a0" stroked="f"/>
         </w:pict>
       </w:r>
     </w:p>
@@ -572,8 +587,13 @@
         <w:rPr>
           <w:noProof/>
         </w:rPr>
+      </w:r>
+      <w:r>
+        <w:rPr>
+          <w:noProof/>
+        </w:rPr>
         <w:pict w14:anchorId="1D02DE80">
-          <v:rect id="_x0000_i1032" alt="" style="width:468pt;height:.05pt;mso-width-percent:0;mso-height-percent:0;mso-width-percent:0;mso-height-percent:0" o:hralign="center" o:hrstd="t" o:hr="t" fillcolor="#a0a0a0" stroked="f"/>
+          <v:rect id="_x0000_i1028" alt="" style="width:468pt;height:.05pt;mso-width-percent:0;mso-height-percent:0;mso-width-percent:0;mso-height-percent:0" o:hralign="center" o:hrstd="t" o:hr="t" fillcolor="#a0a0a0" stroked="f"/>
         </w:pict>
       </w:r>
     </w:p>
@@ -937,17 +957,15 @@
           <w:sz w:val="21"/>
           <w:szCs w:val="21"/>
         </w:rPr>
-        <w:t xml:space="preserve">⚠️ For FLL feasibility, measurements can be </w:t>
-      </w:r>
-      <w:r>
-        <w:rPr>
-          <w:b/>
-          <w:bCs/>
+        <w:t>⚠</w:t>
+      </w:r>
+      <w:r>
+        <w:rPr>
           <w:color w:val="0E0E0E"/>
           <w:sz w:val="21"/>
           <w:szCs w:val="21"/>
         </w:rPr>
-        <w:t>approximated</w:t>
+        <w:t>️</w:t>
       </w:r>
       <w:r>
         <w:rPr>
@@ -955,6 +973,24 @@
           <w:sz w:val="21"/>
           <w:szCs w:val="21"/>
         </w:rPr>
+        <w:t xml:space="preserve"> For FLL feasibility, measurements can be </w:t>
+      </w:r>
+      <w:r>
+        <w:rPr>
+          <w:b/>
+          <w:bCs/>
+          <w:color w:val="0E0E0E"/>
+          <w:sz w:val="21"/>
+          <w:szCs w:val="21"/>
+        </w:rPr>
+        <w:t>approximated</w:t>
+      </w:r>
+      <w:r>
+        <w:rPr>
+          <w:color w:val="0E0E0E"/>
+          <w:sz w:val="21"/>
+          <w:szCs w:val="21"/>
+        </w:rPr>
         <w:t xml:space="preserve"> and explained as “scaled prototype behavior.”</w:t>
       </w:r>
     </w:p>
@@ -963,8 +999,13 @@
         <w:rPr>
           <w:noProof/>
         </w:rPr>
+      </w:r>
+      <w:r>
+        <w:rPr>
+          <w:noProof/>
+        </w:rPr>
         <w:pict w14:anchorId="5BCD3EC5">
-          <v:rect id="_x0000_i1031" alt="" style="width:468pt;height:.05pt;mso-width-percent:0;mso-height-percent:0;mso-width-percent:0;mso-height-percent:0" o:hralign="center" o:hrstd="t" o:hr="t" fillcolor="#a0a0a0" stroked="f"/>
+          <v:rect id="_x0000_i1029" alt="" style="width:468pt;height:.05pt;mso-width-percent:0;mso-height-percent:0;mso-width-percent:0;mso-height-percent:0" o:hralign="center" o:hrstd="t" o:hr="t" fillcolor="#a0a0a0" stroked="f"/>
         </w:pict>
       </w:r>
     </w:p>
@@ -1352,7 +1393,23 @@
           <w:b/>
           <w:bCs/>
         </w:rPr>
-        <w:t xml:space="preserve">User Interface to view Stored artifacts and  Classification Results </w:t>
+        <w:t xml:space="preserve">User Interface to view Stored artifacts </w:t>
+      </w:r>
+      <w:proofErr w:type="gramStart"/>
+      <w:r>
+        <w:rPr>
+          <w:b/>
+          <w:bCs/>
+        </w:rPr>
+        <w:t>and  Classification</w:t>
+      </w:r>
+      <w:proofErr w:type="gramEnd"/>
+      <w:r>
+        <w:rPr>
+          <w:b/>
+          <w:bCs/>
+        </w:rPr>
+        <w:t xml:space="preserve"> Results </w:t>
       </w:r>
     </w:p>
     <w:p>
@@ -1549,6 +1606,11 @@
         <w:rPr>
           <w:noProof/>
         </w:rPr>
+      </w:r>
+      <w:r>
+        <w:rPr>
+          <w:noProof/>
+        </w:rPr>
         <w:pict w14:anchorId="5CF40E99">
           <v:rect id="_x0000_i1030" alt="" style="width:468pt;height:.05pt;mso-width-percent:0;mso-height-percent:0;mso-width-percent:0;mso-height-percent:0" o:hralign="center" o:hrstd="t" o:hr="t" fillcolor="#a0a0a0" stroked="f"/>
         </w:pict>
@@ -1615,7 +1677,20 @@
     </w:p>
     <w:p>
       <w:r>
-        <w:t xml:space="preserve">  "artifact_id": "ART-000123",</w:t>
+        <w:t xml:space="preserve">  "</w:t>
+      </w:r>
+      <w:proofErr w:type="spellStart"/>
+      <w:proofErr w:type="gramStart"/>
+      <w:r>
+        <w:t>artifact</w:t>
+      </w:r>
+      <w:proofErr w:type="gramEnd"/>
+      <w:r>
+        <w:t>_id</w:t>
+      </w:r>
+      <w:proofErr w:type="spellEnd"/>
+      <w:r>
+        <w:t>": "ART-000123",</w:t>
       </w:r>
     </w:p>
     <w:p>
@@ -1625,27 +1700,67 @@
     </w:p>
     <w:p>
       <w:r>
-        <w:t xml:space="preserve">    "image_url_1",</w:t>
-      </w:r>
-    </w:p>
-    <w:p>
-      <w:r>
-        <w:t xml:space="preserve">    "image_url_2",</w:t>
-      </w:r>
-    </w:p>
-    <w:p>
-      <w:r>
-        <w:t xml:space="preserve">    "image_url_3",</w:t>
-      </w:r>
-    </w:p>
-    <w:p>
-      <w:r>
-        <w:t xml:space="preserve">    "image_url_4",</w:t>
-      </w:r>
-    </w:p>
-    <w:p>
-      <w:r>
-        <w:t xml:space="preserve">    "image_url_5"</w:t>
+        <w:t xml:space="preserve">    "</w:t>
+      </w:r>
+      <w:proofErr w:type="gramStart"/>
+      <w:r>
+        <w:t>image</w:t>
+      </w:r>
+      <w:proofErr w:type="gramEnd"/>
+      <w:r>
+        <w:t>_url_1",</w:t>
+      </w:r>
+    </w:p>
+    <w:p>
+      <w:r>
+        <w:t xml:space="preserve">    "</w:t>
+      </w:r>
+      <w:proofErr w:type="gramStart"/>
+      <w:r>
+        <w:t>image</w:t>
+      </w:r>
+      <w:proofErr w:type="gramEnd"/>
+      <w:r>
+        <w:t>_url_2",</w:t>
+      </w:r>
+    </w:p>
+    <w:p>
+      <w:r>
+        <w:t xml:space="preserve">    "</w:t>
+      </w:r>
+      <w:proofErr w:type="gramStart"/>
+      <w:r>
+        <w:t>image</w:t>
+      </w:r>
+      <w:proofErr w:type="gramEnd"/>
+      <w:r>
+        <w:t>_url_3",</w:t>
+      </w:r>
+    </w:p>
+    <w:p>
+      <w:r>
+        <w:t xml:space="preserve">    "</w:t>
+      </w:r>
+      <w:proofErr w:type="gramStart"/>
+      <w:r>
+        <w:t>image</w:t>
+      </w:r>
+      <w:proofErr w:type="gramEnd"/>
+      <w:r>
+        <w:t>_url_4",</w:t>
+      </w:r>
+    </w:p>
+    <w:p>
+      <w:r>
+        <w:t xml:space="preserve">    "</w:t>
+      </w:r>
+      <w:proofErr w:type="gramStart"/>
+      <w:r>
+        <w:t>image</w:t>
+      </w:r>
+      <w:proofErr w:type="gramEnd"/>
+      <w:r>
+        <w:t>_url_5"</w:t>
       </w:r>
     </w:p>
     <w:p>
@@ -1685,17 +1800,56 @@
     </w:p>
     <w:p>
       <w:r>
-        <w:t xml:space="preserve">    "length_cm": 12.4,</w:t>
-      </w:r>
-    </w:p>
-    <w:p>
-      <w:r>
-        <w:t xml:space="preserve">    "width_cm": 6.1,</w:t>
-      </w:r>
-    </w:p>
-    <w:p>
-      <w:r>
-        <w:t xml:space="preserve">    "height_cm": 4.8</w:t>
+        <w:t xml:space="preserve">    "</w:t>
+      </w:r>
+      <w:proofErr w:type="spellStart"/>
+      <w:proofErr w:type="gramStart"/>
+      <w:r>
+        <w:t>length</w:t>
+      </w:r>
+      <w:proofErr w:type="gramEnd"/>
+      <w:r>
+        <w:t>_cm</w:t>
+      </w:r>
+      <w:proofErr w:type="spellEnd"/>
+      <w:r>
+        <w:t>": 12.4,</w:t>
+      </w:r>
+    </w:p>
+    <w:p>
+      <w:r>
+        <w:t xml:space="preserve">    "</w:t>
+      </w:r>
+      <w:proofErr w:type="spellStart"/>
+      <w:proofErr w:type="gramStart"/>
+      <w:r>
+        <w:t>width</w:t>
+      </w:r>
+      <w:proofErr w:type="gramEnd"/>
+      <w:r>
+        <w:t>_cm</w:t>
+      </w:r>
+      <w:proofErr w:type="spellEnd"/>
+      <w:r>
+        <w:t>": 6.1,</w:t>
+      </w:r>
+    </w:p>
+    <w:p>
+      <w:r>
+        <w:t xml:space="preserve">    "</w:t>
+      </w:r>
+      <w:proofErr w:type="spellStart"/>
+      <w:proofErr w:type="gramStart"/>
+      <w:r>
+        <w:t>height</w:t>
+      </w:r>
+      <w:proofErr w:type="gramEnd"/>
+      <w:r>
+        <w:t>_cm</w:t>
+      </w:r>
+      <w:proofErr w:type="spellEnd"/>
+      <w:r>
+        <w:t>": 4.8</w:t>
       </w:r>
     </w:p>
     <w:p>
@@ -1705,7 +1859,20 @@
     </w:p>
     <w:p>
       <w:r>
-        <w:t xml:space="preserve">  "additional_info": {</w:t>
+        <w:t xml:space="preserve">  "</w:t>
+      </w:r>
+      <w:proofErr w:type="spellStart"/>
+      <w:proofErr w:type="gramStart"/>
+      <w:r>
+        <w:t>additional</w:t>
+      </w:r>
+      <w:proofErr w:type="gramEnd"/>
+      <w:r>
+        <w:t>_info</w:t>
+      </w:r>
+      <w:proofErr w:type="spellEnd"/>
+      <w:r>
+        <w:t>": {</w:t>
       </w:r>
     </w:p>
     <w:p>
@@ -1715,7 +1882,20 @@
     </w:p>
     <w:p>
       <w:r>
-        <w:t xml:space="preserve">    "material_guess": "clay",</w:t>
+        <w:t xml:space="preserve">    "</w:t>
+      </w:r>
+      <w:proofErr w:type="spellStart"/>
+      <w:proofErr w:type="gramStart"/>
+      <w:r>
+        <w:t>material</w:t>
+      </w:r>
+      <w:proofErr w:type="gramEnd"/>
+      <w:r>
+        <w:t>_guess</w:t>
+      </w:r>
+      <w:proofErr w:type="spellEnd"/>
+      <w:r>
+        <w:t>": "clay",</w:t>
       </w:r>
     </w:p>
     <w:p>
@@ -1738,8 +1918,13 @@
         <w:rPr>
           <w:noProof/>
         </w:rPr>
+      </w:r>
+      <w:r>
+        <w:rPr>
+          <w:noProof/>
+        </w:rPr>
         <w:pict w14:anchorId="222D94DE">
-          <v:rect id="_x0000_i1029" alt="" style="width:468pt;height:.05pt;mso-width-percent:0;mso-height-percent:0;mso-width-percent:0;mso-height-percent:0" o:hralign="center" o:hrstd="t" o:hr="t" fillcolor="#a0a0a0" stroked="f"/>
+          <v:rect id="_x0000_i1031" alt="" style="width:468pt;height:.05pt;mso-width-percent:0;mso-height-percent:0;mso-width-percent:0;mso-height-percent:0" o:hralign="center" o:hrstd="t" o:hr="t" fillcolor="#a0a0a0" stroked="f"/>
         </w:pict>
       </w:r>
     </w:p>
@@ -1836,7 +2021,36 @@
       </w:pPr>
       <w:r>
         <w:lastRenderedPageBreak/>
-        <w:t>Potential AI interfaces to consider are ChatGPT and Gemini. The APP will interface with either chat gpt or gemini(possibly both) via APIs( for the initial prototype, later it can be enhanced to use custom AI classification models/logic)</w:t>
+        <w:t xml:space="preserve">Potential AI interfaces to consider are ChatGPT and Gemini. The APP will interface with either chat </w:t>
+      </w:r>
+      <w:proofErr w:type="spellStart"/>
+      <w:r>
+        <w:t>gpt</w:t>
+      </w:r>
+      <w:proofErr w:type="spellEnd"/>
+      <w:r>
+        <w:t xml:space="preserve"> or </w:t>
+      </w:r>
+      <w:proofErr w:type="spellStart"/>
+      <w:proofErr w:type="gramStart"/>
+      <w:r>
+        <w:t>gemini</w:t>
+      </w:r>
+      <w:proofErr w:type="spellEnd"/>
+      <w:r>
+        <w:t>(</w:t>
+      </w:r>
+      <w:proofErr w:type="gramEnd"/>
+      <w:r>
+        <w:t xml:space="preserve">possibly both) via </w:t>
+      </w:r>
+      <w:proofErr w:type="gramStart"/>
+      <w:r>
+        <w:t>APIs( for</w:t>
+      </w:r>
+      <w:proofErr w:type="gramEnd"/>
+      <w:r>
+        <w:t xml:space="preserve"> the initial prototype, later it can be enhanced to use custom AI classification models/logic)</w:t>
       </w:r>
       <w:r>
         <w:br/>
@@ -1990,8 +2204,13 @@
         <w:rPr>
           <w:noProof/>
         </w:rPr>
+      </w:r>
+      <w:r>
+        <w:rPr>
+          <w:noProof/>
+        </w:rPr>
         <w:pict w14:anchorId="759EBB18">
-          <v:rect id="_x0000_i1028" alt="" style="width:468pt;height:.05pt;mso-width-percent:0;mso-height-percent:0;mso-width-percent:0;mso-height-percent:0" o:hralign="center" o:hrstd="t" o:hr="t" fillcolor="#a0a0a0" stroked="f"/>
+          <v:rect id="_x0000_i1032" alt="" style="width:468pt;height:.05pt;mso-width-percent:0;mso-height-percent:0;mso-width-percent:0;mso-height-percent:0" o:hralign="center" o:hrstd="t" o:hr="t" fillcolor="#a0a0a0" stroked="f"/>
         </w:pict>
       </w:r>
     </w:p>
@@ -2394,8 +2613,13 @@
         <w:rPr>
           <w:noProof/>
         </w:rPr>
+      </w:r>
+      <w:r>
+        <w:rPr>
+          <w:noProof/>
+        </w:rPr>
         <w:pict w14:anchorId="010326DB">
-          <v:rect id="_x0000_i1027" alt="" style="width:468pt;height:.05pt;mso-width-percent:0;mso-height-percent:0;mso-width-percent:0;mso-height-percent:0" o:hralign="center" o:hrstd="t" o:hr="t" fillcolor="#a0a0a0" stroked="f"/>
+          <v:rect id="_x0000_i1033" alt="" style="width:468pt;height:.05pt;mso-width-percent:0;mso-height-percent:0;mso-width-percent:0;mso-height-percent:0" o:hralign="center" o:hrstd="t" o:hr="t" fillcolor="#a0a0a0" stroked="f"/>
         </w:pict>
       </w:r>
     </w:p>
@@ -2572,8 +2796,13 @@
         <w:rPr>
           <w:noProof/>
         </w:rPr>
+      </w:r>
+      <w:r>
+        <w:rPr>
+          <w:noProof/>
+        </w:rPr>
         <w:pict w14:anchorId="2993CC3F">
-          <v:rect id="_x0000_i1026" alt="" style="width:468pt;height:.05pt;mso-width-percent:0;mso-height-percent:0;mso-width-percent:0;mso-height-percent:0" o:hralign="center" o:hrstd="t" o:hr="t" fillcolor="#a0a0a0" stroked="f"/>
+          <v:rect id="_x0000_i1034" alt="" style="width:468pt;height:.05pt;mso-width-percent:0;mso-height-percent:0;mso-width-percent:0;mso-height-percent:0" o:hralign="center" o:hrstd="t" o:hr="t" fillcolor="#a0a0a0" stroked="f"/>
         </w:pict>
       </w:r>
     </w:p>
@@ -2690,8 +2919,13 @@
         <w:rPr>
           <w:noProof/>
         </w:rPr>
+      </w:r>
+      <w:r>
+        <w:rPr>
+          <w:noProof/>
+        </w:rPr>
         <w:pict w14:anchorId="5DA073F2">
-          <v:rect id="_x0000_i1025" alt="" style="width:468pt;height:.05pt;mso-width-percent:0;mso-height-percent:0;mso-width-percent:0;mso-height-percent:0" o:hralign="center" o:hrstd="t" o:hr="t" fillcolor="#a0a0a0" stroked="f"/>
+          <v:rect id="_x0000_i1035" alt="" style="width:468pt;height:.05pt;mso-width-percent:0;mso-height-percent:0;mso-width-percent:0;mso-height-percent:0" o:hralign="center" o:hrstd="t" o:hr="t" fillcolor="#a0a0a0" stroked="f"/>
         </w:pict>
       </w:r>
     </w:p>
